--- a/docs/guides/2_Staff_Guide.docx
+++ b/docs/guides/2_Staff_Guide.docx
@@ -270,7 +270,7 @@
                 <w:sz w:val="19"/>
                 <w:szCs w:val="19"/>
               </w:rPr>
-              <w:t xml:space="preserve">1.7.9 (shown at the top right of every screen)</w:t>
+              <w:t xml:space="preserve">1.8.0 (shown at the top right of every screen)</w:t>
             </w:r>
           </w:p>
         </w:tc>
@@ -5696,7 +5696,7 @@
         <w:sz w:val="17"/>
         <w:szCs w:val="17"/>
       </w:rPr>
-      <w:t xml:space="preserve">Mentco PO Manager · Staff Guide · App v1.7.9 · 8 Oct 2026</w:t>
+      <w:t xml:space="preserve">Mentco PO Manager · Staff Guide · App v1.8.0 · 8 Oct 2026</w:t>
     </w:r>
     <w:r>
       <w:rPr>
